--- a/NURS_6051_DISCUSSION2.docx
+++ b/NURS_6051_DISCUSSION2.docx
@@ -7,6 +7,76 @@
         <w:spacing w:before="180" w:after="180" w:line="480" w:lineRule="auto"/>
         <w:rPr>
           <w:rFonts w:ascii="Times New Roman" w:eastAsia="Times New Roman" w:hAnsi="Times New Roman" w:cs="Times New Roman"/>
+          <w:b/>
+          <w:bCs/>
+          <w:color w:val="444444"/>
+        </w:rPr>
+      </w:pPr>
+      <w:r>
+        <w:rPr>
+          <w:rFonts w:ascii="Times New Roman" w:eastAsia="Times New Roman" w:hAnsi="Times New Roman" w:cs="Times New Roman"/>
+          <w:b/>
+          <w:bCs/>
+          <w:color w:val="444444"/>
+        </w:rPr>
+        <w:t>Discussion2:</w:t>
+      </w:r>
+    </w:p>
+    <w:p>
+      <w:pPr>
+        <w:spacing w:before="180" w:after="180" w:line="480" w:lineRule="auto"/>
+        <w:rPr>
+          <w:rFonts w:ascii="Times New Roman" w:eastAsia="Times New Roman" w:hAnsi="Times New Roman" w:cs="Times New Roman"/>
+          <w:b/>
+          <w:bCs/>
+          <w:caps/>
+        </w:rPr>
+      </w:pPr>
+      <w:r>
+        <w:rPr>
+          <w:rFonts w:ascii="Times New Roman" w:eastAsia="Times New Roman" w:hAnsi="Times New Roman" w:cs="Times New Roman"/>
+          <w:b/>
+          <w:bCs/>
+          <w:caps/>
+        </w:rPr>
+        <w:t>Interaction Between Nurse Informaticists and Other Specialists</w:t>
+      </w:r>
+    </w:p>
+    <w:p>
+      <w:pPr>
+        <w:spacing w:before="180" w:after="180" w:line="480" w:lineRule="auto"/>
+        <w:rPr>
+          <w:rFonts w:ascii="Times New Roman" w:eastAsia="Times New Roman" w:hAnsi="Times New Roman" w:cs="Times New Roman"/>
+          <w:b/>
+          <w:bCs/>
+          <w:color w:val="444444"/>
+        </w:rPr>
+      </w:pPr>
+      <w:r>
+        <w:rPr>
+          <w:rStyle w:val="Strong"/>
+          <w:rFonts w:ascii="Times New Roman" w:hAnsi="Times New Roman" w:cs="Times New Roman"/>
+          <w:color w:val="273540"/>
+          <w:shd w:val="clear" w:color="auto" w:fill="FFFFFF"/>
+        </w:rPr>
+        <w:t>Post</w:t>
+      </w:r>
+      <w:r>
+        <w:rPr>
+          <w:rFonts w:ascii="Times New Roman" w:hAnsi="Times New Roman" w:cs="Times New Roman"/>
+          <w:b/>
+          <w:bCs/>
+          <w:color w:val="273540"/>
+          <w:shd w:val="clear" w:color="auto" w:fill="FFFFFF"/>
+        </w:rPr>
+        <w:t> a description of experiences or observations about how nurse informaticists and/or data or technology specialists interact with other professionals within your healthcare organization. Suggest at least one strategy on how these interactions might be improved. Be specific and provide examples. Then, explain the impact you believe the continued evolution of nursing informatics as a specialty and/or the continued emergence of new technologies might have on professional interactions.</w:t>
+      </w:r>
+    </w:p>
+    <w:p>
+      <w:pPr>
+        <w:spacing w:before="180" w:after="180" w:line="480" w:lineRule="auto"/>
+        <w:rPr>
+          <w:rFonts w:ascii="Times New Roman" w:eastAsia="Times New Roman" w:hAnsi="Times New Roman" w:cs="Times New Roman"/>
           <w:color w:val="444444"/>
         </w:rPr>
       </w:pPr>
@@ -106,6 +176,7 @@
           <w:rFonts w:ascii="Times New Roman" w:eastAsia="Times New Roman" w:hAnsi="Times New Roman" w:cs="Times New Roman"/>
           <w:color w:val="444444"/>
         </w:rPr>
+        <w:lastRenderedPageBreak/>
         <w:t xml:space="preserve"> Nurse Informaticists </w:t>
       </w:r>
       <w:proofErr w:type="gramStart"/>
@@ -122,15 +193,7 @@
           <w:rFonts w:ascii="Times New Roman" w:eastAsia="Times New Roman" w:hAnsi="Times New Roman" w:cs="Times New Roman"/>
           <w:color w:val="444444"/>
         </w:rPr>
-        <w:t xml:space="preserve"> a vital role in optimizing workflow and supporting clinical nurses. In the facility I work, Nurse Informaticists or technology specialists work together with health care providers. All staff should go through epic orientation provided by either Nurse informaticists or technology specialists. I found this very helpful as they directly supervise us and give step-by-step instructions on how to access the EHR. If any new technology is introduced in the hospital, they go unit to unit in the entire hospital and help us. They walk on the unit and interact with the nurses and providers on how they are using the technology, any issue, or anything that they can do to make it easier for both nurses and providers. Interaction and watching them using the technology, Nurses informaticists can identify gaps and come out with the solution. They are </w:t>
-      </w:r>
-      <w:r>
-        <w:rPr>
-          <w:rFonts w:ascii="Times New Roman" w:eastAsia="Times New Roman" w:hAnsi="Times New Roman" w:cs="Times New Roman"/>
-          <w:color w:val="444444"/>
-        </w:rPr>
-        <w:lastRenderedPageBreak/>
-        <w:t>focused on patient safety, quality care, and supporting clinical nurses. Project management skill, one of the most important skills of a Nurse Informaticist provides a framework for projects that include skills such as planning, design, implementation, follow-up, and evaluation. (Sipes, 2016)</w:t>
+        <w:t xml:space="preserve"> a vital role in optimizing workflow and supporting clinical nurses. In the facility I work, Nurse Informaticists or technology specialists work together with health care providers. All staff should go through epic orientation provided by either Nurse informaticists or technology specialists. I found this very helpful as they directly supervise us and give step-by-step instructions on how to access the EHR. If any new technology is introduced in the hospital, they go unit to unit in the entire hospital and help us. They walk on the unit and interact with the nurses and providers on how they are using the technology, any issue, or anything that they can do to make it easier for both nurses and providers. Interaction and watching them using the technology, Nurses informaticists can identify gaps and come out with the solution. They are focused on patient safety, quality care, and supporting clinical nurses. Project management skill, one of the most important skills of a Nurse Informaticist provides a framework for projects that include skills such as planning, design, implementation, follow-up, and evaluation. (Sipes, 2016)</w:t>
       </w:r>
     </w:p>
     <w:p>
@@ -221,7 +284,15 @@
           <w:rFonts w:ascii="Times New Roman" w:eastAsia="Times New Roman" w:hAnsi="Times New Roman" w:cs="Times New Roman"/>
           <w:color w:val="444444"/>
         </w:rPr>
-        <w:t xml:space="preserve"> and all this is possible due to new technologies. (Ng et al., 2018) Healthcare and Nursing informatics are constantly growing within the medical field and constantly new technology are being incorporated, so we as healthcare worker needs to be up to date on this, but there are times despite enough training we will need some support whenever there is an issue at work, and this is the time we must call IT personnel in the hospital. One strategy I would suggest is instead of talking over the phone if we met in person, that would be more effective because we don’t always have Nurse Informaticists over the phone, we have a person who is not familiar with medical stuff. There was one time my patient's vital signs and ventilator information was not flowing over in the computer, so I had to call the IT personnel and it took me almost half an hour to explain everything because he was not familiar with anything I was telling him. I think if he was here in person, it won't have taken that long because I can show him everything on the computer, I could have shown him examples so that he knows what the issue was.  Along with this If we have resources on the unit that would be great.</w:t>
+        <w:t xml:space="preserve"> and all this is possible due to new technologies. (Ng et al., 2018) Healthcare and Nursing informatics are constantly growing within the medical field and constantly new technology are being incorporated, so we as healthcare worker needs to be up to date on this, but there are times despite enough training we will need some support whenever there is an issue at work, and this is the time we must call IT personnel in the hospital. One strategy I would suggest is instead of talking over the phone if we met in person, that would be more effective because we </w:t>
+      </w:r>
+      <w:r>
+        <w:rPr>
+          <w:rFonts w:ascii="Times New Roman" w:eastAsia="Times New Roman" w:hAnsi="Times New Roman" w:cs="Times New Roman"/>
+          <w:color w:val="444444"/>
+        </w:rPr>
+        <w:lastRenderedPageBreak/>
+        <w:t>don’t always have Nurse Informaticists over the phone, we have a person who is not familiar with medical stuff. There was one time my patient's vital signs and ventilator information was not flowing over in the computer, so I had to call the IT personnel and it took me almost half an hour to explain everything because he was not familiar with anything I was telling him. I think if he was here in person, it won't have taken that long because I can show him everything on the computer, I could have shown him examples so that he knows what the issue was.  Along with this If we have resources on the unit that would be great.</w:t>
       </w:r>
     </w:p>
     <w:p>
@@ -273,7 +344,6 @@
           <w:bCs/>
           <w:color w:val="444444"/>
         </w:rPr>
-        <w:lastRenderedPageBreak/>
         <w:t>                           Impact on professional interaction</w:t>
       </w:r>
     </w:p>
@@ -340,7 +410,15 @@
           <w:rFonts w:ascii="Times New Roman" w:eastAsia="Times New Roman" w:hAnsi="Times New Roman" w:cs="Times New Roman"/>
           <w:color w:val="444444"/>
         </w:rPr>
-        <w:t xml:space="preserve"> I strongly believe that the advancement of new tools and technology will increase professional interaction. Physicians can remotely connect with other physicians for better care. I work in Neuro ICU where Stroke patients directly go for a CT scan from the outside hospital and then to the OR table. We don’t waste time going to ED and then waiting for the physician to come to see the patient, then going to CT and then OR especially for stroke patients where “time is brain”.  It’s all possible because of technology and EHR, our physician already spoke to the physician who was taking care of the same patient in another hospital, where he gave all the needed information, on top of this our physician was also able to access the patient scans and decide if the patient needs another scan or can go directly to the OR table. and based on that scan and information, EMS are advised to take the patient to CT or the operating room, where the nurse meets the patient. This has saved a lot of time in preventing disability or even death in stroke patients and all this is possible due to informatics. The evolution of this role is focused on better interaction, patient safety, quality care, and supporting clinical nurses.</w:t>
+        <w:t xml:space="preserve"> I strongly believe that the advancement of new tools and technology will increase professional interaction. Physicians can remotely connect with other physicians for better care. I work in Neuro ICU where Stroke patients directly go for a CT scan from the outside hospital and then to the OR table. We don’t waste time going to ED and then waiting for the physician to come to see the patient, then going to CT and then OR especially for stroke patients where “time is brain”.  It’s all possible because of technology and EHR, our physician already spoke to the physician who was taking care of the same patient in another </w:t>
+      </w:r>
+      <w:r>
+        <w:rPr>
+          <w:rFonts w:ascii="Times New Roman" w:eastAsia="Times New Roman" w:hAnsi="Times New Roman" w:cs="Times New Roman"/>
+          <w:color w:val="444444"/>
+        </w:rPr>
+        <w:lastRenderedPageBreak/>
+        <w:t>hospital, where he gave all the needed information, on top of this our physician was also able to access the patient scans and decide if the patient needs another scan or can go directly to the OR table. and based on that scan and information, EMS are advised to take the patient to CT or the operating room, where the nurse meets the patient. This has saved a lot of time in preventing disability or even death in stroke patients and all this is possible due to informatics. The evolution of this role is focused on better interaction, patient safety, quality care, and supporting clinical nurses.</w:t>
       </w:r>
     </w:p>
     <w:p>
@@ -388,7 +466,6 @@
           <w:rFonts w:ascii="Times New Roman" w:eastAsia="Times New Roman" w:hAnsi="Times New Roman" w:cs="Times New Roman"/>
           <w:color w:val="444444"/>
         </w:rPr>
-        <w:lastRenderedPageBreak/>
         <w:t> </w:t>
       </w:r>
     </w:p>
@@ -575,6 +652,7 @@
           <w:rFonts w:ascii="Times New Roman" w:eastAsia="Times New Roman" w:hAnsi="Times New Roman" w:cs="Times New Roman"/>
           <w:color w:val="444444"/>
         </w:rPr>
+        <w:lastRenderedPageBreak/>
         <w:t> </w:t>
       </w:r>
     </w:p>
@@ -667,7 +745,6 @@
           <w:rFonts w:ascii="Times New Roman" w:eastAsia="Times New Roman" w:hAnsi="Times New Roman" w:cs="Times New Roman"/>
           <w:color w:val="444444"/>
         </w:rPr>
-        <w:lastRenderedPageBreak/>
         <w:t>Sipes, C. (2016). </w:t>
       </w:r>
       <w:r>
@@ -778,7 +855,15 @@
           <w:rFonts w:ascii="Times New Roman" w:eastAsia="Times New Roman" w:hAnsi="Times New Roman" w:cs="Times New Roman"/>
           <w:color w:val="444444"/>
         </w:rPr>
-        <w:t>You brought up a good way of interaction between healthcare workers and Nurse informaticists. The survey of health care personnel can be a good idea, because all health care personnel may not be available on the unit when they do the rounds, I am telling this from my personal experience because I work the night shift and IT personnel are here on day shift only and we hardly see them on night shift. If there is a survey, we can voice our concerns from the survey. Nurses can give suggestions such as quality life improvement, increasing teamwork efficiency, and medical standards via technology so that technologists and engineers can Focus on it. To assess the advantage of the technology and choose the most beneficial one, there needs to be a common standard of benefits and I think Surveys can be a great idea for this (</w:t>
+        <w:t xml:space="preserve">You brought up a good way of interaction between healthcare workers and Nurse informaticists. The survey of health care personnel can be a good idea, because all health care personnel may not be available on the unit when they do the rounds, I am telling this from my personal experience because I work the night shift and IT personnel are here on day shift only and we hardly see them on night shift. If there is a survey, we can voice our concerns from the survey. Nurses can give suggestions such as quality life improvement, increasing teamwork efficiency, and medical standards via technology so that technologists and engineers can Focus on it. To </w:t>
+      </w:r>
+      <w:r>
+        <w:rPr>
+          <w:rFonts w:ascii="Times New Roman" w:eastAsia="Times New Roman" w:hAnsi="Times New Roman" w:cs="Times New Roman"/>
+          <w:color w:val="444444"/>
+        </w:rPr>
+        <w:lastRenderedPageBreak/>
+        <w:t>assess the advantage of the technology and choose the most beneficial one, there needs to be a common standard of benefits and I think Surveys can be a great idea for this (</w:t>
       </w:r>
       <w:proofErr w:type="spellStart"/>
       <w:r>
@@ -877,7 +962,6 @@
           <w:rFonts w:ascii="Times New Roman" w:eastAsia="Times New Roman" w:hAnsi="Times New Roman" w:cs="Times New Roman"/>
           <w:color w:val="444444"/>
         </w:rPr>
-        <w:lastRenderedPageBreak/>
         <w:t>Booch</w:t>
       </w:r>
       <w:proofErr w:type="spellEnd"/>
@@ -1109,6 +1193,7 @@
           <w:rFonts w:ascii="Lato" w:eastAsia="Times New Roman" w:hAnsi="Lato" w:cs="Times New Roman"/>
           <w:color w:val="444444"/>
         </w:rPr>
+        <w:lastRenderedPageBreak/>
         <w:t>Hello Brooke,</w:t>
       </w:r>
     </w:p>
@@ -1175,15 +1260,7 @@
           <w:rFonts w:ascii="Lato" w:eastAsia="Times New Roman" w:hAnsi="Lato" w:cs="Times New Roman"/>
           <w:color w:val="444444"/>
         </w:rPr>
-        <w:t xml:space="preserve"> comfortable asking questions and </w:t>
-      </w:r>
-      <w:r>
-        <w:rPr>
-          <w:rFonts w:ascii="Lato" w:eastAsia="Times New Roman" w:hAnsi="Lato" w:cs="Times New Roman"/>
-          <w:color w:val="444444"/>
-        </w:rPr>
-        <w:lastRenderedPageBreak/>
-        <w:t xml:space="preserve">taking feedbacks. Evolution of Nursing Informatics will improve health care efficiency. EHR allowed us to better monitor patient progress, improve accuracy in our work, and enhance productivity. By gaining timely and hassle-free access to patients records and orders prescribed by physicians, we </w:t>
+        <w:t xml:space="preserve"> comfortable asking questions and taking feedbacks. Evolution of Nursing Informatics will improve health care efficiency. EHR allowed us to better monitor patient progress, improve accuracy in our work, and enhance productivity. By gaining timely and hassle-free access to patients records and orders prescribed by physicians, we </w:t>
       </w:r>
       <w:proofErr w:type="gramStart"/>
       <w:r>
@@ -1322,6 +1399,7 @@
           <w:iCs/>
           <w:color w:val="444444"/>
         </w:rPr>
+        <w:lastRenderedPageBreak/>
         <w:t>What is the impact of EHR in nursing practice?</w:t>
       </w:r>
       <w:r>
@@ -1408,7 +1486,6 @@
           <w:iCs/>
           <w:color w:val="444444"/>
         </w:rPr>
-        <w:lastRenderedPageBreak/>
         <w:t>Workaday informatics: How healthcare is applying practical informatics to save dollars and lives</w:t>
       </w:r>
       <w:r>
@@ -1864,6 +1941,25 @@
     <w:name w:val="Normal"/>
     <w:qFormat/>
   </w:style>
+  <w:style w:type="paragraph" w:styleId="Heading2">
+    <w:name w:val="heading 2"/>
+    <w:basedOn w:val="Normal"/>
+    <w:link w:val="Heading2Char"/>
+    <w:uiPriority w:val="9"/>
+    <w:qFormat/>
+    <w:rsid w:val="00030128"/>
+    <w:pPr>
+      <w:spacing w:before="100" w:beforeAutospacing="1" w:after="100" w:afterAutospacing="1"/>
+      <w:outlineLvl w:val="1"/>
+    </w:pPr>
+    <w:rPr>
+      <w:rFonts w:ascii="Times New Roman" w:eastAsia="Times New Roman" w:hAnsi="Times New Roman" w:cs="Times New Roman"/>
+      <w:b/>
+      <w:bCs/>
+      <w:sz w:val="36"/>
+      <w:szCs w:val="36"/>
+    </w:rPr>
+  </w:style>
   <w:style w:type="character" w:default="1" w:styleId="DefaultParagraphFont">
     <w:name w:val="Default Paragraph Font"/>
     <w:uiPriority w:val="1"/>
@@ -1954,6 +2050,20 @@
     <w:name w:val="screenreader-only"/>
     <w:basedOn w:val="DefaultParagraphFont"/>
     <w:rsid w:val="00061C29"/>
+  </w:style>
+  <w:style w:type="character" w:customStyle="1" w:styleId="Heading2Char">
+    <w:name w:val="Heading 2 Char"/>
+    <w:basedOn w:val="DefaultParagraphFont"/>
+    <w:link w:val="Heading2"/>
+    <w:uiPriority w:val="9"/>
+    <w:rsid w:val="00030128"/>
+    <w:rPr>
+      <w:rFonts w:ascii="Times New Roman" w:eastAsia="Times New Roman" w:hAnsi="Times New Roman" w:cs="Times New Roman"/>
+      <w:b/>
+      <w:bCs/>
+      <w:sz w:val="36"/>
+      <w:szCs w:val="36"/>
+    </w:rPr>
   </w:style>
 </w:styles>
 </file>
